--- a/backend-exhibits/Google Shared Drive to OneDrive Standard Plan - Standard Not Included.docx
+++ b/backend-exhibits/Google Shared Drive to OneDrive Standard Plan - Standard Not Included.docx
@@ -49,7 +49,7 @@
             </w:pPr>
             <w:r>
               <w:rPr>
-                <w:rFonts w:ascii="Arial" w:eastAsia="Arial" w:hAnsi="Arial" w:cs="Arial"/>
+                <w:rFonts w:ascii="Arial" w:hAnsi="Arial" w:cs="Arial" w:eastAsia="Arial"/>
                 <w:b/>
                 <w:sz w:val="21"/>
               </w:rPr>
@@ -79,7 +79,7 @@
             </w:pPr>
             <w:r>
               <w:rPr>
-                <w:rFonts w:ascii="Arial" w:eastAsia="Arial" w:hAnsi="Arial" w:cs="Arial"/>
+                <w:rFonts w:ascii="Arial" w:hAnsi="Arial" w:cs="Arial" w:eastAsia="Arial"/>
                 <w:b/>
                 <w:sz w:val="21"/>
               </w:rPr>
@@ -103,7 +103,7 @@
             </w:pPr>
             <w:r>
               <w:rPr>
-                <w:rFonts w:ascii="Arial" w:eastAsia="Arial" w:hAnsi="Arial" w:cs="Arial"/>
+                <w:rFonts w:ascii="Arial" w:hAnsi="Arial" w:cs="Arial" w:eastAsia="Arial"/>
                 <w:sz w:val="21"/>
               </w:rPr>
               <w:t>The system retains the addresses of links present within a file, which point to other files in the cloud. These links' addresses will be transformed into appropriate destination formats during Migration.</w:t>
@@ -132,7 +132,7 @@
             </w:pPr>
             <w:r>
               <w:rPr>
-                <w:rFonts w:ascii="Arial" w:eastAsia="Arial" w:hAnsi="Arial" w:cs="Arial"/>
+                <w:rFonts w:ascii="Arial" w:hAnsi="Arial" w:cs="Arial" w:eastAsia="Arial"/>
                 <w:b/>
                 <w:sz w:val="21"/>
               </w:rPr>
@@ -156,7 +156,7 @@
             </w:pPr>
             <w:r>
               <w:rPr>
-                <w:rFonts w:ascii="Arial" w:eastAsia="Arial" w:hAnsi="Arial" w:cs="Arial"/>
+                <w:rFonts w:ascii="Arial" w:hAnsi="Arial" w:cs="Arial" w:eastAsia="Arial"/>
                 <w:sz w:val="21"/>
               </w:rPr>
               <w:t>Migration of selective versions of files from source to destination. If we opt for five, the last five versions will get migrates to the destination.</w:t>
@@ -185,7 +185,7 @@
             </w:pPr>
             <w:r>
               <w:rPr>
-                <w:rFonts w:ascii="Arial" w:eastAsia="Arial" w:hAnsi="Arial" w:cs="Arial"/>
+                <w:rFonts w:ascii="Arial" w:hAnsi="Arial" w:cs="Arial" w:eastAsia="Arial"/>
                 <w:b/>
                 <w:sz w:val="21"/>
               </w:rPr>
@@ -209,7 +209,7 @@
             </w:pPr>
             <w:r>
               <w:rPr>
-                <w:rFonts w:ascii="Arial" w:eastAsia="Arial" w:hAnsi="Arial" w:cs="Arial"/>
+                <w:rFonts w:ascii="Arial" w:hAnsi="Arial" w:cs="Arial" w:eastAsia="Arial"/>
                 <w:sz w:val="21"/>
               </w:rPr>
               <w:t>Migration of all file versions from source to destination.</w:t>
@@ -233,10 +233,10 @@
   <w:docDefaults>
     <w:rPrDefault>
       <w:rPr>
-        <w:rFonts w:asciiTheme="minorHAnsi" w:eastAsiaTheme="minorEastAsia" w:hAnsiTheme="minorHAnsi" w:cstheme="minorBidi"/>
+        <w:rFonts w:ascii="Arial" w:hAnsi="Arial" w:cs="Arial" w:eastAsia="Arial"/>
         <w:kern w:val="2"/>
-        <w:sz w:val="24"/>
-        <w:szCs w:val="24"/>
+        <w:sz w:val="21"/>
+        <w:szCs w:val="21"/>
         <w:lang w:val="en-IN" w:eastAsia="en-IN" w:bidi="ar-SA"/>
         <w14:ligatures w14:val="standardContextual"/>
       </w:rPr>
@@ -632,9 +632,9 @@
       <w:spacing w:line="259" w:lineRule="auto"/>
     </w:pPr>
     <w:rPr>
-      <w:rFonts w:ascii="Calibri" w:eastAsia="Calibri" w:hAnsi="Calibri" w:cs="Calibri"/>
+      <w:rFonts w:ascii="Arial" w:hAnsi="Arial" w:cs="Arial" w:eastAsia="Arial"/>
       <w:color w:val="000000"/>
-      <w:sz w:val="22"/>
+      <w:sz w:val="21"/>
     </w:rPr>
   </w:style>
   <w:style w:type="character" w:default="1" w:styleId="DefaultParagraphFont">
